--- a/public/templates/office/EMP_IMP_030_인수인계계획서.docx
+++ b/public/templates/office/EMP_IMP_030_인수인계계획서.docx
@@ -28,7 +28,7 @@
           <w:color w:val="64748B"/>
           <w:sz w:val="22"/>
         </w:rPr>
-        <w:t>System Handover &amp; Knowledge Transfer Plan - SyncGuard AI 시스템</w:t>
+        <w:t>System Handover &amp; Knowledge Transfer Plan - SyncFlow AI 시스템</w:t>
       </w:r>
     </w:p>
     <w:p>
@@ -56,7 +56,7 @@
           <w:color w:val="334155"/>
           <w:sz w:val="20"/>
         </w:rPr>
-        <w:t>본 계획서는 주식회사 한빛글로벌의 「SyncGuard AI 시스템 구축 용역」 완료에 따라, 개발 수행사인 주식회사 엠파시가 구축한 시스템의 소스코드, AI 파이프라인, 서버 인프라, 운영 지식 및 산출물 일체를 발주사 운영 조직에 체계적이고 안정적으로 인계하기 위한 기준과 절차를 규정합니다.</w:t>
+        <w:t>본 계획서는 주식회사 한빛글로벌의 「SyncFlow AI 시스템 구축 용역」 완료에 따라, 개발 수행사인 주식회사 엠파시가 구축한 시스템의 소스코드, AI 파이프라인, 서버 인프라, 운영 지식 및 산출물 일체를 발주사 운영 조직에 체계적이고 안정적으로 인계하기 위한 기준과 절차를 규정합니다.</w:t>
       </w:r>
     </w:p>
     <w:tbl>
@@ -122,7 +122,7 @@
                 <w:color w:val="334155"/>
                 <w:sz w:val="19"/>
               </w:rPr>
-              <w:t>SyncGuard AI 시스템 구축 용역</w:t>
+              <w:t>SyncFlow AI 시스템 구축 용역</w:t>
             </w:r>
           </w:p>
         </w:tc>
@@ -232,7 +232,7 @@
                 <w:color w:val="334155"/>
                 <w:sz w:val="19"/>
               </w:rPr>
-              <w:t>한빛글로벌 RA운영팀 / IT인프라팀</w:t>
+              <w:t>한빛글로벌 품질법무운영팀 / IT인프라팀</w:t>
             </w:r>
           </w:p>
         </w:tc>
@@ -648,7 +648,7 @@
           <w:color w:val="334155"/>
           <w:sz w:val="20"/>
         </w:rPr>
-        <w:t>업무 연속성 보장: 인수인계 기간 및 완료 이후에도 한빛글로벌 제품 표시·광고 심의 업무에 일체의 지연이나 공백이 발생하지 않도록 함.</w:t>
+        <w:t>업무 연속성 보장: 인수인계 기간 및 완료 이후에도 한빛글로벌 구매계약·기술규격 검증 업무에 일체의 지연이나 공백이 발생하지 않도록 함.</w:t>
       </w:r>
     </w:p>
     <w:p>
@@ -964,7 +964,7 @@
                 <w:color w:val="334155"/>
                 <w:sz w:val="18"/>
               </w:rPr>
-              <w:t>100개 규칙 사전(정규식/금지어), 식약처 법령 Vector DB(pgvector), LLM 프롬프트 명세 15종, 골든셋 50문항 벤치마크 데이터</w:t>
+              <w:t>100개 규칙 사전(정규식/독소조항), 공정위·표준원 법령 Vector DB(pgvector), LLM 프롬프트 명세 15종, 골든셋 50문항 벤치마크 데이터</w:t>
             </w:r>
           </w:p>
         </w:tc>
@@ -1130,7 +1130,7 @@
                 <w:color w:val="334155"/>
                 <w:sz w:val="18"/>
               </w:rPr>
-              <w:t>서버 root/app 계정 SSH 키, PostgreSQL 관리자/앱 계정, AWS S3 Access/Secret Key, ProductLab/MarketingHub 연계 API 인증 토큰</w:t>
+              <w:t>서버 root/app 계정 SSH 키, PostgreSQL 관리자/앱 계정, AWS S3 Access/Secret Key, PLM-Nexus/SRM-Portal 연계 API 인증 토큰</w:t>
             </w:r>
           </w:p>
         </w:tc>
@@ -1619,7 +1619,7 @@
                 <w:color w:val="1E293B"/>
                 <w:sz w:val="18"/>
               </w:rPr>
-              <w:t>RA 실무자 사용자 활용 과정</w:t>
+              <w:t>QA 실무자 사용자 활용 과정</w:t>
             </w:r>
           </w:p>
         </w:tc>
@@ -1673,7 +1673,7 @@
                 <w:color w:val="334155"/>
                 <w:sz w:val="18"/>
               </w:rPr>
-              <w:t>한빛글로벌 RA팀 18명</w:t>
+              <w:t>한빛글로벌 QA팀 18명</w:t>
             </w:r>
           </w:p>
         </w:tc>
@@ -1699,7 +1699,7 @@
                 <w:color w:val="334155"/>
                 <w:sz w:val="18"/>
               </w:rPr>
-              <w:t>심의 접수, AI 판정 결과 분석, 대체 문구 적용, 결재 상신 및 이력 관리</w:t>
+              <w:t>검증 접수, AI 판정 결과 분석, 대체 조항 적용, 결재 상신 및 이력 관리</w:t>
             </w:r>
           </w:p>
         </w:tc>
@@ -1752,7 +1752,7 @@
           <w:color w:val="334155"/>
           <w:sz w:val="20"/>
         </w:rPr>
-        <w:t>긴급 장애 (P1, 시스템 마비 또는 AI 심의 전면 불가): 장애 접수 후 30분 이내 대응 착수, 2시간 이내 정상화 조치</w:t>
+        <w:t>긴급 장애 (P1, 시스템 마비 또는 AI 검증 전면 불가): 장애 접수 후 30분 이내 대응 착수, 2시간 이내 정상화 조치</w:t>
       </w:r>
     </w:p>
     <w:p>
@@ -1774,7 +1774,7 @@
           <w:color w:val="334155"/>
           <w:sz w:val="20"/>
         </w:rPr>
-        <w:t>중대 결함 (P2, 특정 브랜드 심의 오류 또는 ProductLab 연계 지연): 1시간 이내 대응 착수, 4시간 이내 패치 배포</w:t>
+        <w:t>중대 결함 (P2, 특정 사업본부 검증 오류 또는 PLM-Nexus 연계 지연): 1시간 이내 대응 착수, 4시간 이내 패치 배포</w:t>
       </w:r>
     </w:p>
     <w:p>
@@ -1847,7 +1847,7 @@
           <w:color w:val="0F172A"/>
           <w:sz w:val="21"/>
         </w:rPr>
-        <w:t>위와 같이 「SyncGuard AI 시스템 구축 용역」의 제반 시스템, 소스코드, AI 모델, 인프라 환경, 운영 매뉴얼 및 산출물 일체에 대하여 인계인수 작업을 성실히 완료하였음을 상호 확인합니다.</w:t>
+        <w:t>위와 같이 「SyncFlow AI 시스템 구축 용역」의 제반 시스템, 소스코드, AI 모델, 인프라 환경, 운영 매뉴얼 및 산출물 일체에 대하여 인계인수 작업을 성실히 완료하였음을 상호 확인합니다.</w:t>
       </w:r>
     </w:p>
     <w:p>
@@ -1916,7 +1916,7 @@
               </w:rPr>
               <w:t>주식회사 한빛글로벌</w:t>
               <w:br/>
-              <w:t>RA팀 검수책임관</w:t>
+              <w:t>QA팀 검수책임관</w:t>
               <w:br/>
               <w:br/>
               <w:br/>
@@ -2065,7 +2065,7 @@
         <w:color w:val="94A3B8"/>
         <w:sz w:val="17"/>
       </w:rPr>
-      <w:t>SyncGuard AI 시스템 구축 | 인수인계계획서 (EMP_IMP_030 v1.0)</w:t>
+      <w:t>SyncFlow AI 시스템 구축 | 인수인계계획서 (EMP_IMP_030 v1.0)</w:t>
     </w:r>
   </w:p>
 </w:hdr>
